--- a/stories/literary/i-dont-really-love-you/i-dont-really-love-you.docx
+++ b/stories/literary/i-dont-really-love-you/i-dont-really-love-you.docx
@@ -265,7 +265,37 @@
           <w:sz w:val="24"/>
           <w:szCs w:val="24"/>
         </w:rPr>
-        <w:t xml:space="preserve"> part of the brain marked “not for Higher Function”—I will make it your fault. </w:t>
+        <w:t xml:space="preserve"> part of the brain marked “not for Higher </w:t>
+      </w:r>
+      <w:proofErr w:type="gramStart"/>
+      <w:r>
+        <w:rPr>
+          <w:sz w:val="24"/>
+          <w:szCs w:val="24"/>
+        </w:rPr>
+        <w:t>Function”</w:t>
+      </w:r>
+      <w:r>
+        <w:rPr>
+          <w:sz w:val="24"/>
+          <w:szCs w:val="24"/>
+        </w:rPr>
+        <w:t>--</w:t>
+      </w:r>
+      <w:proofErr w:type="gramEnd"/>
+      <w:r>
+        <w:rPr>
+          <w:sz w:val="24"/>
+          <w:szCs w:val="24"/>
+        </w:rPr>
+        <w:t xml:space="preserve"> </w:t>
+      </w:r>
+      <w:r>
+        <w:rPr>
+          <w:sz w:val="24"/>
+          <w:szCs w:val="24"/>
+        </w:rPr>
+        <w:t xml:space="preserve">I will make it your fault. </w:t>
       </w:r>
     </w:p>
     <w:p>
@@ -381,7 +411,21 @@
           <w:szCs w:val="24"/>
         </w:rPr>
         <w:lastRenderedPageBreak/>
-        <w:t xml:space="preserve">I don’t know why I’m doing this—I think I am becoming bored of you. I have told you that you are perfect and when we were still exploring each other that I loved or liked or appreciated everything I discovered. I lied to you a lot. I think you </w:t>
+        <w:t>I don’t know why I’m doing this</w:t>
+      </w:r>
+      <w:r>
+        <w:rPr>
+          <w:sz w:val="24"/>
+          <w:szCs w:val="24"/>
+        </w:rPr>
+        <w:t xml:space="preserve"> -- </w:t>
+      </w:r>
+      <w:r>
+        <w:rPr>
+          <w:sz w:val="24"/>
+          <w:szCs w:val="24"/>
+        </w:rPr>
+        <w:t xml:space="preserve">I think I am becoming bored of you. I have told you that you are perfect and when we were still exploring each other that I loved or liked or appreciated everything I discovered. I lied to you a lot. I think you </w:t>
       </w:r>
       <w:proofErr w:type="gramStart"/>
       <w:r>
@@ -447,7 +491,21 @@
           <w:sz w:val="24"/>
           <w:szCs w:val="24"/>
         </w:rPr>
-        <w:t xml:space="preserve">I always hated how political you were—when you talked about Roe and </w:t>
+        <w:t>I always hated how political you were</w:t>
+      </w:r>
+      <w:r>
+        <w:rPr>
+          <w:sz w:val="24"/>
+          <w:szCs w:val="24"/>
+        </w:rPr>
+        <w:t xml:space="preserve"> -- </w:t>
+      </w:r>
+      <w:r>
+        <w:rPr>
+          <w:sz w:val="24"/>
+          <w:szCs w:val="24"/>
+        </w:rPr>
+        <w:t xml:space="preserve">when you talked about Roe and </w:t>
       </w:r>
       <w:proofErr w:type="gramStart"/>
       <w:r>
